--- a/ky/wisdom-stories/credit-ledger.docx
+++ b/ky/wisdom-stories/credit-ledger.docx
@@ -39,7 +39,7 @@
           <w:sz w:val="22"/>
           <w:lang w:val="ky-KG"/>
         </w:rPr>
-        <w:t>Жөнөкөй кийинген бейтааныш киши конуштагы дүкөнгө кирет. Сатуучуну, анан текчелерди бир сыйра карап чыгып, мындай дейт:</w:t>
+        <w:t>Жөнөкөй кийинген бейтааныш киши конуштагы дүкөнгө кирет. Сатуучуну, анан прилавканы бир сыйра карап чыгып, мындай дейт:</w:t>
       </w:r>
     </w:p>
     <w:p>
@@ -75,7 +75,7 @@
           <w:sz w:val="22"/>
           <w:lang w:val="ky-KG"/>
         </w:rPr>
-        <w:t>— Үч айдан бери карызга нан алып жүргөн бир аял бар. Чынын айтсам, карызын төлөйт деп деле ишенбейм. Бирок эмне кылайын, үч жетимди багып жатат, балдарын ач калтырбайлы да. Кудай улук, биздин да ырыскыбызды жеткирет. Сага берген нанымдын да акысын сурабайм. Ала бер, адал болсун. — Бейтааныш кишинин жүзүнө жылмаюу тарап, ичинен: «Издегенимди таптым окшойт», — деп ойлойт.</w:t>
+        <w:t>— Үч айдан бери карызга нан алып жүргөн бирөө бар. Чынын айтсам, карызын төлөйт деп деле ишенбейм. Бирок эмне кылайын, үч жетимди багып жатат, балдарын ач калтырбайлы да. Кудай улук, биздин да ырыскыбызды жеткирет. Сага берген нанымдын да акысын сурабайм. Ала бер, адал болсун. — Бейтааныш кишинин жүзүнө жылмаюу тарап, ичинен: «Издегенимди таптым окшойт», — деп ойлойт.</w:t>
       </w:r>
     </w:p>
     <w:p>
@@ -147,7 +147,7 @@
           <w:sz w:val="22"/>
           <w:lang w:val="ky-KG"/>
         </w:rPr>
-        <w:t>Келген киши токтоо, ишенимдүү үн менен сөзүн улантат:</w:t>
+        <w:t>Келген киши аны тынчтандыруу үчүн токтоо үн менен сөзүн улантат:</w:t>
       </w:r>
     </w:p>
     <w:p>
@@ -237,7 +237,7 @@
           <w:sz w:val="22"/>
           <w:lang w:val="ky-KG"/>
         </w:rPr>
-        <w:t>— Ахмед байке, апам ооз ачарга бир нан, үч жумуртка берсин деди. Кийинки айда таякем бизге келгенде акчасын төлөйбүз. — Кыздын сөзүн уккан дүкөнчү уйкудан ойгонгондой болду. Адаттагыдай эле дептерин чыгармак болуп, колун текченин алдына сунду. Бир саамга токтоп, жылмайды да:</w:t>
+        <w:t>— Ахмед байке, апам ооз ачарга бир нан, үч жумуртка берсин деди. Кийинки айда таякем бизге келгенде акчасын төлөйбүз. — Кыздын сөзүн уккан дүкөнчү уйкудан ойгонгондой болду. Адаттагыдай эле дептерин чыгармак болуп, колун тезгенин алдына сунду. Бир саамга токтоп, жылмайды да:</w:t>
       </w:r>
     </w:p>
     <w:p>
@@ -255,7 +255,7 @@
           <w:sz w:val="22"/>
           <w:lang w:val="ky-KG"/>
         </w:rPr>
-        <w:t>— Кел, кызым, жумуртка да ал, нан да, май да ал. Апаңа айт, тиги таякең келип да кетти... — деди.</w:t>
+        <w:t>— Кел, кызым, жумуртка да ал, нан да, май да ал. Апаңа айт, тиги таяке келип да кетти... — деди.</w:t>
       </w:r>
     </w:p>
     <w:p>
@@ -279,7 +279,7 @@
           <w:sz w:val="22"/>
           <w:lang w:val="ky-KG"/>
         </w:rPr>
-        <w:t xml:space="preserve">Сабак: </w:t>
+        <w:t>Сабак: Үнсүз жасалган жакшылык — эң бийик жакшылык. Бирөөнү карыздан куткарып, жетимдин курсагын тойгузган адамдын көңүлү бай.</w:t>
       </w:r>
       <w:r>
         <w:rPr>
@@ -288,7 +288,6 @@
           <w:sz w:val="22"/>
           <w:lang w:val="ky-KG"/>
         </w:rPr>
-        <w:t>Жакшылыктын баркы жар салганда эмес, чын ниеттен жасалганда билинет. Бирөөнү карыздан куткарып, жетимдин курсагын тойгузган адамдын көңүлү бай.</w:t>
       </w:r>
     </w:p>
     <w:p>
@@ -308,7 +307,7 @@
           <w:sz w:val="18"/>
           <w:lang w:val="ky-KG"/>
         </w:rPr>
-        <w:t>Окуя ачык интернет булактарынан алынды.</w:t>
+        <w:t>Аңгемелер ачык интернет булактарынан алынган, иллюстрациялар болсо ЖИ менен түзүлгөн.</w:t>
       </w:r>
     </w:p>
     <w:sectPr>

--- a/ky/wisdom-stories/credit-ledger.docx
+++ b/ky/wisdom-stories/credit-ledger.docx
@@ -4,311 +4,360 @@
   <w:body>
     <w:p>
       <w:pPr>
-        <w:pStyle w:val="Title"/>
-        <w:keepNext/>
-        <w:keepLines w:val="0"/>
-        <w:pageBreakBefore w:val="0"/>
-        <w:widowControl/>
-        <w:spacing w:line="269" w:lineRule="auto" w:after="180" w:before="0"/>
-      </w:pPr>
-      <w:bookmarkStart w:id="10027" w:name="Story_28"/>
-      <w:r>
-        <w:rPr>
-          <w:rFonts w:ascii="Arial" w:hAnsi="Arial"/>
+        <w:rPr>
+          <w:rFonts w:ascii="Arial" w:hAnsi="Arial" w:cs="Arial"/>
+        </w:rPr>
+      </w:pPr>
+      <w:r>
+        <w:rPr>
+          <w:rFonts w:ascii="Arial" w:hAnsi="Arial" w:cs="Arial"/>
           <w:b/>
-          <w:color w:val="000000"/>
-          <w:sz w:val="34"/>
-          <w:lang w:val="ky-KG"/>
+          <w:bCs/>
         </w:rPr>
         <w:t>Карыз дептери</w:t>
       </w:r>
-      <w:bookmarkEnd w:id="10027"/>
-    </w:p>
-    <w:p>
-      <w:pPr>
-        <w:keepNext w:val="0"/>
-        <w:keepLines w:val="0"/>
-        <w:pageBreakBefore w:val="0"/>
-        <w:widowControl/>
-        <w:spacing w:line="269" w:lineRule="auto" w:after="120" w:before="0"/>
-      </w:pPr>
-      <w:r>
-        <w:rPr>
-          <w:rFonts w:ascii="Arial" w:hAnsi="Arial"/>
-          <w:color w:val="000000"/>
+    </w:p>
+    <w:p>
+      <w:pPr>
+        <w:rPr>
+          <w:rFonts w:ascii="Arial" w:hAnsi="Arial" w:cs="Arial"/>
+        </w:rPr>
+      </w:pPr>
+      <w:r>
+        <w:rPr>
+          <w:rFonts w:ascii="Arial" w:hAnsi="Arial" w:cs="Arial"/>
+        </w:rPr>
+        <w:t>Рамазан күндөрүнүн биринде жөнөкөй кийинген бейтааныш киши чакан дүкөнгө кирип, сатуучуга кайрылды:</w:t>
+      </w:r>
+    </w:p>
+    <w:p>
+      <w:pPr>
+        <w:rPr>
+          <w:rFonts w:ascii="Arial" w:hAnsi="Arial" w:cs="Arial"/>
+        </w:rPr>
+      </w:pPr>
+      <w:r>
+        <w:rPr>
+          <w:rFonts w:ascii="Arial" w:hAnsi="Arial" w:cs="Arial"/>
+        </w:rPr>
+        <w:t>— Боордошум, нан, чай, жумуртка сурасам, карызга бересиңби?</w:t>
+      </w:r>
+    </w:p>
+    <w:p>
+      <w:pPr>
+        <w:rPr>
+          <w:rFonts w:ascii="Arial" w:hAnsi="Arial" w:cs="Arial"/>
+        </w:rPr>
+      </w:pPr>
+      <w:r>
+        <w:rPr>
+          <w:rFonts w:ascii="Arial" w:hAnsi="Arial" w:cs="Arial"/>
+        </w:rPr>
+        <w:t>Дүкөнчү жылуу жооп берди:</w:t>
+      </w:r>
+    </w:p>
+    <w:p>
+      <w:pPr>
+        <w:rPr>
+          <w:rFonts w:ascii="Arial" w:hAnsi="Arial" w:cs="Arial"/>
+        </w:rPr>
+      </w:pPr>
+      <w:r>
+        <w:rPr>
+          <w:rFonts w:ascii="Arial" w:hAnsi="Arial" w:cs="Arial"/>
+        </w:rPr>
+        <w:t>— Эмнеге бербейм? Бул жерден үч айдан бери нанды карызга алып жүргөн аял бар. Чынын айтсам, карызын төлөөгө чамасы жетеби, билбейм. Бирок атасыз калган үч баланы багып жатат. Балдарды ачка калтыра албайбыз да. Кудай бизге да ырыскы берет. Сен да муктаж болсоң, ал. Нандын акчасын ойлобо, ак болсун.</w:t>
+      </w:r>
+    </w:p>
+    <w:p>
+      <w:pPr>
+        <w:rPr>
+          <w:rFonts w:ascii="Arial" w:hAnsi="Arial" w:cs="Arial"/>
+        </w:rPr>
+      </w:pPr>
+      <w:r>
+        <w:rPr>
+          <w:rFonts w:ascii="Arial" w:hAnsi="Arial" w:cs="Arial"/>
+        </w:rPr>
+        <w:t>Бейтааныш киши жылмайды. «Издеген жеримди таптым окшойт», — деп ойлоду.</w:t>
+      </w:r>
+    </w:p>
+    <w:p>
+      <w:pPr>
+        <w:rPr>
+          <w:rFonts w:ascii="Arial" w:hAnsi="Arial" w:cs="Arial"/>
+        </w:rPr>
+      </w:pPr>
+      <w:r>
+        <w:rPr>
+          <w:rFonts w:ascii="Arial" w:hAnsi="Arial" w:cs="Arial"/>
+        </w:rPr>
+        <w:t>— Карыз дептериңдеги акчанын жалпы суммасы канча?</w:t>
+      </w:r>
+    </w:p>
+    <w:p>
+      <w:pPr>
+        <w:rPr>
+          <w:rFonts w:ascii="Arial" w:hAnsi="Arial" w:cs="Arial"/>
+        </w:rPr>
+      </w:pPr>
+      <w:r>
+        <w:rPr>
+          <w:rFonts w:ascii="Arial" w:hAnsi="Arial" w:cs="Arial"/>
+        </w:rPr>
+        <w:t>Дүкөнчү таң калды:</w:t>
+      </w:r>
+    </w:p>
+    <w:p>
+      <w:pPr>
+        <w:rPr>
+          <w:rFonts w:ascii="Arial" w:hAnsi="Arial" w:cs="Arial"/>
+        </w:rPr>
+      </w:pPr>
+      <w:r>
+        <w:rPr>
+          <w:rFonts w:ascii="Arial" w:hAnsi="Arial" w:cs="Arial"/>
+        </w:rPr>
+        <w:t>— Эмнеге сурап жатасың?</w:t>
+      </w:r>
+    </w:p>
+    <w:p>
+      <w:pPr>
+        <w:rPr>
+          <w:rFonts w:ascii="Arial" w:hAnsi="Arial" w:cs="Arial"/>
+        </w:rPr>
+      </w:pPr>
+      <w:r>
+        <w:rPr>
+          <w:rFonts w:ascii="Arial" w:hAnsi="Arial" w:cs="Arial"/>
+        </w:rPr>
+        <w:t>— Ошол карыздардын баарын төлөгүм келет.</w:t>
+      </w:r>
+    </w:p>
+    <w:p>
+      <w:pPr>
+        <w:rPr>
+          <w:rFonts w:ascii="Arial" w:hAnsi="Arial" w:cs="Arial"/>
+        </w:rPr>
+      </w:pPr>
+      <w:r>
+        <w:rPr>
+          <w:rFonts w:ascii="Arial" w:hAnsi="Arial" w:cs="Arial"/>
+        </w:rPr>
+        <w:t>Дүкөнчү бирде анын жүзүнө, бирде текченин астынан алып чыккан эски дептерине карады.</w:t>
+      </w:r>
+    </w:p>
+    <w:p>
+      <w:pPr>
+        <w:rPr>
+          <w:rFonts w:ascii="Arial" w:hAnsi="Arial" w:cs="Arial"/>
+        </w:rPr>
+      </w:pPr>
+      <w:r>
+        <w:rPr>
+          <w:rFonts w:ascii="Arial" w:hAnsi="Arial" w:cs="Arial"/>
+        </w:rPr>
+        <w:t>— Баарынбы?</w:t>
+      </w:r>
+    </w:p>
+    <w:p>
+      <w:pPr>
+        <w:rPr>
+          <w:rFonts w:ascii="Arial" w:hAnsi="Arial" w:cs="Arial"/>
+        </w:rPr>
+      </w:pPr>
+      <w:r>
+        <w:rPr>
+          <w:rFonts w:ascii="Arial" w:hAnsi="Arial" w:cs="Arial"/>
+        </w:rPr>
+        <w:t>— Ооба, боордошум. Эсептеп берчи.</w:t>
+      </w:r>
+    </w:p>
+    <w:p>
+      <w:pPr>
+        <w:rPr>
+          <w:rFonts w:ascii="Arial" w:hAnsi="Arial" w:cs="Arial"/>
+        </w:rPr>
+      </w:pPr>
+      <w:r>
+        <w:rPr>
+          <w:rFonts w:ascii="Arial" w:hAnsi="Arial" w:cs="Arial"/>
+        </w:rPr>
+        <w:t>Анын чындап айтып жатканын түшүнгөн дүкөнчү карыздарды кошуп, жалпы сумманы айтты. Бейтааныш киши күрмөсүнүн ички чөнтөгүнөн акча чыгарып, санап туруп алдына койду.</w:t>
+      </w:r>
+    </w:p>
+    <w:p>
+      <w:pPr>
+        <w:rPr>
+          <w:rFonts w:ascii="Arial" w:hAnsi="Arial" w:cs="Arial"/>
+        </w:rPr>
+      </w:pPr>
+      <w:r>
+        <w:rPr>
+          <w:rFonts w:ascii="Arial" w:hAnsi="Arial" w:cs="Arial"/>
+        </w:rPr>
+        <w:t>— Аллах ыраазы болсун. Сен бул адамдарга кыйын күнүндө тирек болупсуң. Бул да менин Рамазандагы белегим болсун. Мурунку карыздары төлөнгөнүн айтып кой. Менин атымды билишинин кереги жок.</w:t>
+      </w:r>
+    </w:p>
+    <w:p>
+      <w:pPr>
+        <w:rPr>
+          <w:rFonts w:ascii="Arial" w:hAnsi="Arial" w:cs="Arial"/>
+        </w:rPr>
+      </w:pPr>
+      <w:r>
+        <w:rPr>
+          <w:rFonts w:ascii="Arial" w:hAnsi="Arial" w:cs="Arial"/>
+        </w:rPr>
+        <w:t>Анан дептерди көрсөттү:</w:t>
+      </w:r>
+    </w:p>
+    <w:p>
+      <w:pPr>
+        <w:rPr>
+          <w:rFonts w:ascii="Arial" w:hAnsi="Arial" w:cs="Arial"/>
+        </w:rPr>
+      </w:pPr>
+      <w:r>
+        <w:rPr>
+          <w:rFonts w:ascii="Arial" w:hAnsi="Arial" w:cs="Arial"/>
+        </w:rPr>
+        <w:t>— Муну да мага бер. Алардын аты ушакка аралашпасын, эски карыздары кайра тынчын албасын. Ниетибизди Аллах билсе жетиштүү.</w:t>
+      </w:r>
+    </w:p>
+    <w:p>
+      <w:pPr>
+        <w:rPr>
+          <w:rFonts w:ascii="Arial" w:hAnsi="Arial" w:cs="Arial"/>
+        </w:rPr>
+      </w:pPr>
+      <w:r>
+        <w:rPr>
+          <w:rFonts w:ascii="Arial" w:hAnsi="Arial" w:cs="Arial"/>
+        </w:rPr>
+        <w:t>Дептерди алып, акырын чыгып кетти.</w:t>
+      </w:r>
+    </w:p>
+    <w:p>
+      <w:pPr>
+        <w:rPr>
+          <w:rFonts w:ascii="Arial" w:hAnsi="Arial" w:cs="Arial"/>
+        </w:rPr>
+      </w:pPr>
+      <w:r>
+        <w:rPr>
+          <w:rFonts w:ascii="Arial" w:hAnsi="Arial" w:cs="Arial"/>
+        </w:rPr>
+        <w:t>Дүкөнчү акчаны кассага салса да, болгон окуяга али ишене албай турду. Кичинекей терезеден сыртты карады. Бейтааныш киши көрүнбөдү. Ооз ачар маал жакындап, элдин баары үйүнө шашып баратты.</w:t>
+      </w:r>
+    </w:p>
+    <w:p>
+      <w:pPr>
+        <w:rPr>
+          <w:rFonts w:ascii="Arial" w:hAnsi="Arial" w:cs="Arial"/>
+        </w:rPr>
+      </w:pPr>
+      <w:r>
+        <w:rPr>
+          <w:rFonts w:ascii="Arial" w:hAnsi="Arial" w:cs="Arial"/>
+        </w:rPr>
+        <w:lastRenderedPageBreak/>
+        <w:t>Ошол учурда күйөөсү каза болгон Сурайянын жети жашар кызы эшиктен көрүндү. Ал тартынып сүйлөдү:</w:t>
+      </w:r>
+    </w:p>
+    <w:p>
+      <w:pPr>
+        <w:spacing w:after="120" w:line="269" w:lineRule="auto"/>
+        <w:rPr>
+          <w:rFonts w:ascii="Arial" w:hAnsi="Arial" w:cs="Arial"/>
+        </w:rPr>
+      </w:pPr>
+      <w:r>
+        <w:rPr>
+          <w:rFonts w:ascii="Arial" w:eastAsia="Arial" w:hAnsi="Arial" w:cs="Arial"/>
           <w:sz w:val="22"/>
           <w:lang w:val="ky-KG"/>
         </w:rPr>
-        <w:t>Жөнөкөй кийинген бейтааныш киши конуштагы дүкөнгө кирет. Сатуучуну, анан прилавканы бир сыйра карап чыгып, мындай дейт:</w:t>
-      </w:r>
-    </w:p>
-    <w:p>
-      <w:pPr>
-        <w:keepNext w:val="0"/>
-        <w:keepLines w:val="0"/>
-        <w:pageBreakBefore w:val="0"/>
-        <w:widowControl/>
-        <w:spacing w:line="269" w:lineRule="auto" w:after="120" w:before="0"/>
-      </w:pPr>
-      <w:r>
-        <w:rPr>
-          <w:rFonts w:ascii="Arial" w:eastAsia="Arial" w:hAnsi="Arial"/>
-          <w:color w:val="000000"/>
+        <w:t xml:space="preserve">— Ахмед байке, апам ооз ачарга бир нан, үч жумуртка берсин деди. Кийинки айда таякем бизге келгенде акчасын төлөйбүз. — Кыздын сөзүн уккан дүкөнчү уйкудан ойгонгондой болду. Адаттагыдай эле дептерин чыгармак болуп, колун </w:t>
+      </w:r>
+      <w:proofErr w:type="spellStart"/>
+      <w:r>
+        <w:rPr>
+          <w:rFonts w:ascii="Arial" w:eastAsia="Arial" w:hAnsi="Arial" w:cs="Arial"/>
           <w:sz w:val="22"/>
           <w:lang w:val="ky-KG"/>
         </w:rPr>
-        <w:t>— Байке, сенден карызга нан, чай, жумуртка сурасам, бересиңби?</w:t>
-      </w:r>
-    </w:p>
-    <w:p>
-      <w:pPr>
-        <w:keepNext w:val="0"/>
-        <w:keepLines w:val="0"/>
-        <w:pageBreakBefore w:val="0"/>
-        <w:widowControl/>
-        <w:spacing w:line="269" w:lineRule="auto" w:after="120" w:before="0"/>
-      </w:pPr>
-      <w:r>
-        <w:rPr>
-          <w:rFonts w:ascii="Arial" w:hAnsi="Arial"/>
-          <w:color w:val="000000"/>
+        <w:t>тезгенин</w:t>
+      </w:r>
+      <w:proofErr w:type="spellEnd"/>
+      <w:r>
+        <w:rPr>
+          <w:rFonts w:ascii="Arial" w:eastAsia="Arial" w:hAnsi="Arial" w:cs="Arial"/>
           <w:sz w:val="22"/>
           <w:lang w:val="ky-KG"/>
         </w:rPr>
-        <w:t>— Үч айдан бери карызга нан алып жүргөн бирөө бар. Чынын айтсам, карызын төлөйт деп деле ишенбейм. Бирок эмне кылайын, үч жетимди багып жатат, балдарын ач калтырбайлы да. Кудай улук, биздин да ырыскыбызды жеткирет. Сага берген нанымдын да акысын сурабайм. Ала бер, адал болсун. — Бейтааныш кишинин жүзүнө жылмаюу тарап, ичинен: «Издегенимди таптым окшойт», — деп ойлойт.</w:t>
-      </w:r>
-    </w:p>
-    <w:p>
-      <w:pPr>
-        <w:keepNext w:val="0"/>
-        <w:keepLines w:val="0"/>
-        <w:pageBreakBefore w:val="0"/>
-        <w:widowControl/>
-        <w:spacing w:line="269" w:lineRule="auto" w:after="120" w:before="0"/>
-      </w:pPr>
-      <w:r>
-        <w:rPr>
-          <w:rFonts w:ascii="Arial" w:eastAsia="Arial" w:hAnsi="Arial"/>
-          <w:color w:val="000000"/>
+        <w:t xml:space="preserve"> алдына сунду. Бир саамга токтоп, жылмайды да:</w:t>
+      </w:r>
+    </w:p>
+    <w:p>
+      <w:pPr>
+        <w:keepNext/>
+        <w:spacing w:after="120" w:line="269" w:lineRule="auto"/>
+        <w:rPr>
+          <w:rFonts w:ascii="Arial" w:hAnsi="Arial" w:cs="Arial"/>
+        </w:rPr>
+      </w:pPr>
+      <w:r>
+        <w:rPr>
+          <w:rFonts w:ascii="Arial" w:eastAsia="Arial" w:hAnsi="Arial" w:cs="Arial"/>
           <w:sz w:val="22"/>
           <w:lang w:val="ky-KG"/>
         </w:rPr>
-        <w:t>— Сенин тиги карыз дептериңде канча карыз бар?</w:t>
-      </w:r>
-    </w:p>
-    <w:p>
-      <w:pPr>
-        <w:keepNext w:val="0"/>
-        <w:keepLines w:val="0"/>
-        <w:pageBreakBefore w:val="0"/>
-        <w:widowControl/>
-        <w:spacing w:line="269" w:lineRule="auto" w:after="120" w:before="0"/>
-      </w:pPr>
-      <w:r>
-        <w:rPr>
-          <w:rFonts w:ascii="Arial" w:eastAsia="Arial" w:hAnsi="Arial"/>
-          <w:color w:val="000000"/>
-          <w:sz w:val="22"/>
-          <w:lang w:val="ky-KG"/>
-        </w:rPr>
-        <w:t>Сатуучу бир аз таң калып, бир аз кыжырдана сурайт:</w:t>
-      </w:r>
-    </w:p>
-    <w:p>
-      <w:pPr>
-        <w:keepNext w:val="0"/>
-        <w:keepLines w:val="0"/>
-        <w:pageBreakBefore w:val="0"/>
-        <w:widowControl/>
-        <w:spacing w:line="269" w:lineRule="auto" w:after="120" w:before="0"/>
-      </w:pPr>
-      <w:r>
-        <w:rPr>
-          <w:rFonts w:ascii="Arial" w:eastAsia="Arial" w:hAnsi="Arial"/>
-          <w:color w:val="000000"/>
-          <w:sz w:val="22"/>
-          <w:lang w:val="ky-KG"/>
-        </w:rPr>
-        <w:t>— Аны эмне кыласың?</w:t>
-      </w:r>
-    </w:p>
-    <w:p>
-      <w:pPr>
-        <w:keepNext w:val="0"/>
-        <w:keepLines w:val="0"/>
-        <w:pageBreakBefore w:val="0"/>
-        <w:widowControl/>
-        <w:spacing w:line="269" w:lineRule="auto" w:after="120" w:before="0"/>
-      </w:pPr>
-      <w:r>
-        <w:rPr>
-          <w:rFonts w:ascii="Arial" w:eastAsia="Arial" w:hAnsi="Arial"/>
-          <w:color w:val="000000"/>
-          <w:sz w:val="22"/>
-          <w:lang w:val="ky-KG"/>
-        </w:rPr>
-        <w:t>Келген киши аны тынчтандыруу үчүн токтоо үн менен сөзүн улантат:</w:t>
-      </w:r>
-    </w:p>
-    <w:p>
-      <w:pPr>
-        <w:keepNext w:val="0"/>
-        <w:keepLines w:val="0"/>
-        <w:pageBreakBefore w:val="0"/>
-        <w:widowControl/>
-        <w:spacing w:line="269" w:lineRule="auto" w:after="120" w:before="0"/>
-      </w:pPr>
-      <w:r>
-        <w:rPr>
-          <w:rFonts w:ascii="Arial" w:eastAsia="Arial" w:hAnsi="Arial"/>
-          <w:color w:val="000000"/>
-          <w:sz w:val="22"/>
-          <w:lang w:val="ky-KG"/>
-        </w:rPr>
-        <w:t>— Байке, суранам, ачууланба. Мен бул жерге келип, сенин кыжырыңды келтирип, убактыңды алардай бош жүргөн адам эмесмин. Ошол дептериңди сатып алам. Суранам, ичиндеги карыздардын баарын азыр эле эсептеп айт.</w:t>
-      </w:r>
-    </w:p>
-    <w:p>
-      <w:pPr>
-        <w:keepNext w:val="0"/>
-        <w:keepLines w:val="0"/>
-        <w:pageBreakBefore w:val="0"/>
-        <w:widowControl/>
-        <w:spacing w:line="269" w:lineRule="auto" w:after="120" w:before="0"/>
-      </w:pPr>
-      <w:r>
-        <w:rPr>
-          <w:rFonts w:ascii="Arial" w:hAnsi="Arial"/>
-          <w:color w:val="000000"/>
-          <w:sz w:val="22"/>
-          <w:lang w:val="ky-KG"/>
-        </w:rPr>
-        <w:t>Сатуучу бир маңдайындагы кишиге, бир толуп калган дептерге карайт. Тигинин айтканынан кайтпай турганын түшүнүп, каршы болбойт; дептерге жазылган карыздардын баарын кошуп, чыккан сумманы айтат. Бейтааныш киши костюмунун төш чөнтөгүнөн бир таңгак акча чыгарып, сатуучунун алдына коёт да, мындай дейт:</w:t>
-      </w:r>
-    </w:p>
-    <w:p>
-      <w:pPr>
-        <w:keepNext w:val="0"/>
-        <w:keepLines w:val="0"/>
-        <w:pageBreakBefore w:val="0"/>
-        <w:widowControl/>
-        <w:spacing w:line="269" w:lineRule="auto" w:after="120" w:before="0"/>
-      </w:pPr>
-      <w:r>
-        <w:rPr>
-          <w:rFonts w:ascii="Arial" w:eastAsia="Arial" w:hAnsi="Arial"/>
-          <w:color w:val="000000"/>
-          <w:sz w:val="22"/>
-          <w:lang w:val="ky-KG"/>
-        </w:rPr>
-        <w:t>— Байке, Кудай сенден ыраазы болсун. Сен бул элге ушунчалык ишенип, Кудайды ойлоп, жетимди ач калтырбай жүрсөң, демек, жакшы адамсың. Мен баарынын карызын төлөдүм. Бул менин ушул элге Рамазандагы белегим болсун. Эми дептерди мага бер. Мен аны алып барып көмөм жана Кыямат күнү ошол тизме мага жардам берет деп ишенем. — Киши дептерди алып, дүкөндөн чыгып кетет.</w:t>
-      </w:r>
-    </w:p>
-    <w:p>
-      <w:pPr>
-        <w:keepNext w:val="0"/>
-        <w:keepLines w:val="0"/>
-        <w:pageBreakBefore w:val="0"/>
-        <w:widowControl/>
-        <w:spacing w:line="269" w:lineRule="auto" w:after="120" w:before="0"/>
-      </w:pPr>
-      <w:r>
-        <w:rPr>
-          <w:rFonts w:ascii="Arial" w:eastAsia="Arial" w:hAnsi="Arial"/>
-          <w:color w:val="000000"/>
-          <w:sz w:val="22"/>
-          <w:lang w:val="ky-KG"/>
-        </w:rPr>
-        <w:t>Дүкөнчү алдындагы акчаны санап, кассага салып жатып да эмне болгонун толук түшүнө албай турду. Катып калгандай эле болду. Дүкөндүн кичинекей терезесинен сыртты карады. Бейтааныш киши көрүнбөйт. Ооз ачарга аз калгандыктан, элдин баары үйүнө шашып бараткан. Ошол маалда күйөөсү кургак учуктан каза болгон Сүрейянын жети жашар кызы эшиктин алдына келип, уяла мындай деди:</w:t>
-      </w:r>
-    </w:p>
-    <w:p>
-      <w:pPr>
-        <w:keepNext w:val="0"/>
-        <w:keepLines w:val="0"/>
-        <w:pageBreakBefore w:val="0"/>
-        <w:widowControl/>
-        <w:spacing w:line="269" w:lineRule="auto" w:after="120" w:before="0"/>
-      </w:pPr>
-      <w:r>
-        <w:rPr>
-          <w:rFonts w:ascii="Arial" w:eastAsia="Arial" w:hAnsi="Arial"/>
-          <w:color w:val="000000"/>
-          <w:sz w:val="22"/>
-          <w:lang w:val="ky-KG"/>
-        </w:rPr>
-        <w:t>— Ахмед байке, апам ооз ачарга бир нан, үч жумуртка берсин деди. Кийинки айда таякем бизге келгенде акчасын төлөйбүз. — Кыздын сөзүн уккан дүкөнчү уйкудан ойгонгондой болду. Адаттагыдай эле дептерин чыгармак болуп, колун тезгенин алдына сунду. Бир саамга токтоп, жылмайды да:</w:t>
-      </w:r>
-    </w:p>
-    <w:p>
-      <w:pPr>
-        <w:keepNext/>
-        <w:keepLines w:val="0"/>
-        <w:pageBreakBefore w:val="0"/>
-        <w:widowControl/>
-        <w:spacing w:line="269" w:lineRule="auto" w:after="120" w:before="0"/>
-      </w:pPr>
-      <w:r>
-        <w:rPr>
-          <w:rFonts w:ascii="Arial" w:eastAsia="Arial" w:hAnsi="Arial"/>
-          <w:color w:val="000000"/>
-          <w:sz w:val="22"/>
-          <w:lang w:val="ky-KG"/>
-        </w:rPr>
         <w:t>— Кел, кызым, жумуртка да ал, нан да, май да ал. Апаңа айт, тиги таяке келип да кетти... — деди.</w:t>
       </w:r>
     </w:p>
     <w:p>
       <w:pPr>
-        <w:pStyle w:val="Moral"/>
-        <w:keepNext/>
-        <w:keepLines/>
-        <w:pageBreakBefore w:val="0"/>
-        <w:widowControl/>
-        <w:spacing w:before="120" w:after="120" w:line="269" w:lineRule="auto"/>
-        <w:ind w:left="240" w:right="240"/>
-        <w:rPr>
-          <w:lang/>
-        </w:rPr>
-      </w:pPr>
-      <w:r>
-        <w:rPr>
-          <w:rFonts w:ascii="Arial" w:hAnsi="Arial"/>
+        <w:rPr>
+          <w:rFonts w:ascii="Arial" w:hAnsi="Arial" w:cs="Arial"/>
+        </w:rPr>
+      </w:pPr>
+      <w:r>
+        <w:rPr>
+          <w:rFonts w:ascii="Arial" w:hAnsi="Arial" w:cs="Arial"/>
           <w:b/>
-          <w:color w:val="000000"/>
-          <w:sz w:val="22"/>
-          <w:lang w:val="ky-KG"/>
-        </w:rPr>
-        <w:t>Сабак: Үнсүз жасалган жакшылык — эң бийик жакшылык. Бирөөнү карыздан куткарып, жетимдин курсагын тойгузган адамдын көңүлү бай.</w:t>
-      </w:r>
-      <w:r>
-        <w:rPr>
-          <w:rFonts w:ascii="Arial" w:hAnsi="Arial"/>
-          <w:color w:val="000000"/>
-          <w:sz w:val="22"/>
-          <w:lang w:val="ky-KG"/>
-        </w:rPr>
-      </w:r>
-    </w:p>
-    <w:p>
-      <w:pPr>
-        <w:keepNext w:val="0"/>
-        <w:keepLines w:val="0"/>
-        <w:pageBreakBefore w:val="0"/>
-        <w:widowControl/>
-        <w:spacing w:before="0" w:after="160" w:line="269" w:lineRule="auto"/>
-        <w:jc w:val="right"/>
-      </w:pPr>
-      <w:r>
-        <w:rPr>
-          <w:rFonts w:ascii="Arial" w:eastAsia="Arial" w:hAnsi="Arial" w:cs="Arial"/>
+          <w:bCs/>
+        </w:rPr>
+        <w:t>Сабак:</w:t>
+      </w:r>
+      <w:r>
+        <w:rPr>
+          <w:rFonts w:ascii="Arial" w:hAnsi="Arial" w:cs="Arial"/>
+        </w:rPr>
+        <w:t xml:space="preserve"> Чыныгы берешендик жардам алган адамдын кадыр-баркын да сактайт. Бирөөнүн жүгүн билдирбей жеңилдетсең, башка бирөөнүн жүрөгүндө да жакшылык кылууга каалоо ойгонушу мүмкүн.</w:t>
+      </w:r>
+    </w:p>
+    <w:p>
+      <w:pPr>
+        <w:rPr>
+          <w:rFonts w:ascii="Arial" w:hAnsi="Arial" w:cs="Arial"/>
+        </w:rPr>
+      </w:pPr>
+      <w:r>
+        <w:rPr>
+          <w:rFonts w:ascii="Arial" w:hAnsi="Arial" w:cs="Arial"/>
           <w:i/>
-          <w:color w:val="000000"/>
-          <w:sz w:val="18"/>
-          <w:lang w:val="ky-KG"/>
-        </w:rPr>
-        <w:t>Аңгемелер ачык интернет булактарынан алынган, иллюстрациялар болсо ЖИ менен түзүлгөн.</w:t>
-      </w:r>
+          <w:iCs/>
+        </w:rPr>
+        <w:t>Аңгемелер интернеттен чогултулуп, жасалма интеллекттин жардамы менен иштелип чыккан. Бардык сүрөттөр жасалма интеллект аркылуу түзүлгөн.</w:t>
+      </w:r>
+    </w:p>
+    <w:p>
+      <w:pPr>
+        <w:rPr>
+          <w:rFonts w:ascii="Arial" w:hAnsi="Arial" w:cs="Arial"/>
+        </w:rPr>
+      </w:pPr>
     </w:p>
     <w:sectPr>
       <w:headerReference w:type="even" r:id="rId7"/>
@@ -1140,7 +1189,6 @@
     </w:pPr>
     <w:rPr>
       <w:rFonts w:asciiTheme="majorHAnsi" w:eastAsiaTheme="majorEastAsia" w:hAnsiTheme="majorHAnsi" w:cstheme="majorBidi"/>
-      <w:color w:val="000000"/>
       <w:sz w:val="40"/>
       <w:szCs w:val="40"/>
     </w:rPr>
@@ -1162,7 +1210,6 @@
     </w:pPr>
     <w:rPr>
       <w:rFonts w:asciiTheme="majorHAnsi" w:eastAsiaTheme="majorEastAsia" w:hAnsiTheme="majorHAnsi" w:cstheme="majorBidi"/>
-      <w:color w:val="000000"/>
       <w:sz w:val="32"/>
       <w:szCs w:val="32"/>
     </w:rPr>
@@ -1185,7 +1232,6 @@
     </w:pPr>
     <w:rPr>
       <w:rFonts w:eastAsiaTheme="majorEastAsia" w:cstheme="majorBidi"/>
-      <w:color w:val="000000"/>
       <w:sz w:val="28"/>
       <w:szCs w:val="28"/>
     </w:rPr>
@@ -1210,7 +1256,6 @@
       <w:rFonts w:eastAsiaTheme="majorEastAsia" w:cstheme="majorBidi"/>
       <w:i/>
       <w:iCs/>
-      <w:color w:val="000000"/>
     </w:rPr>
   </w:style>
   <w:style w:type="paragraph" w:styleId="Heading5">
@@ -1231,7 +1276,6 @@
     </w:pPr>
     <w:rPr>
       <w:rFonts w:eastAsiaTheme="majorEastAsia" w:cstheme="majorBidi"/>
-      <w:color w:val="000000"/>
     </w:rPr>
   </w:style>
   <w:style w:type="paragraph" w:styleId="Heading6">
@@ -1254,7 +1298,6 @@
       <w:rFonts w:eastAsiaTheme="majorEastAsia" w:cstheme="majorBidi"/>
       <w:i/>
       <w:iCs/>
-      <w:color w:val="000000"/>
     </w:rPr>
   </w:style>
   <w:style w:type="paragraph" w:styleId="Heading7">
@@ -1275,7 +1318,6 @@
     </w:pPr>
     <w:rPr>
       <w:rFonts w:eastAsiaTheme="majorEastAsia" w:cstheme="majorBidi"/>
-      <w:color w:val="000000"/>
     </w:rPr>
   </w:style>
   <w:style w:type="paragraph" w:styleId="Heading8">
@@ -1298,7 +1340,6 @@
       <w:rFonts w:eastAsiaTheme="majorEastAsia" w:cstheme="majorBidi"/>
       <w:i/>
       <w:iCs/>
-      <w:color w:val="000000"/>
     </w:rPr>
   </w:style>
   <w:style w:type="paragraph" w:styleId="Heading9">
@@ -1319,13 +1360,11 @@
     </w:pPr>
     <w:rPr>
       <w:rFonts w:eastAsiaTheme="majorEastAsia" w:cstheme="majorBidi"/>
-      <w:color w:val="000000"/>
     </w:rPr>
   </w:style>
   <w:style w:type="character" w:default="1" w:styleId="DefaultParagraphFont">
     <w:name w:val="Default Paragraph Font"/>
     <w:uiPriority w:val="1"/>
-    <w:semiHidden/>
     <w:unhideWhenUsed/>
   </w:style>
   <w:style w:type="table" w:default="1" w:styleId="TableNormal">
@@ -1481,7 +1520,6 @@
     </w:pPr>
     <w:rPr>
       <w:rFonts w:asciiTheme="majorHAnsi" w:eastAsiaTheme="majorEastAsia" w:hAnsiTheme="majorHAnsi" w:cstheme="majorBidi"/>
-      <w:color w:val="000000"/>
       <w:spacing w:val="-10"/>
       <w:kern w:val="28"/>
       <w:sz w:val="56"/>
@@ -1517,7 +1555,6 @@
     </w:pPr>
     <w:rPr>
       <w:rFonts w:eastAsiaTheme="majorEastAsia" w:cstheme="majorBidi"/>
-      <w:color w:val="000000"/>
       <w:spacing w:val="15"/>
       <w:sz w:val="28"/>
       <w:szCs w:val="28"/>
@@ -1552,7 +1589,6 @@
     <w:rPr>
       <w:i/>
       <w:iCs/>
-      <w:color w:val="000000"/>
     </w:rPr>
   </w:style>
   <w:style w:type="character" w:customStyle="1" w:styleId="QuoteChar">
@@ -1577,9 +1613,6 @@
       <w:ind w:left="720"/>
       <w:contextualSpacing/>
     </w:pPr>
-    <w:rPr>
-      <w:color w:val="000000"/>
-    </w:rPr>
   </w:style>
   <w:style w:type="character" w:styleId="IntenseEmphasis">
     <w:name w:val="Intense Emphasis"/>
@@ -1609,7 +1642,6 @@
     <w:rPr>
       <w:i/>
       <w:iCs/>
-      <w:color w:val="000000"/>
     </w:rPr>
   </w:style>
   <w:style w:type="character" w:customStyle="1" w:styleId="IntenseQuoteChar">
@@ -1649,9 +1681,6 @@
     <w:pPr>
       <w:spacing w:after="100"/>
     </w:pPr>
-    <w:rPr>
-      <w:color w:val="000000"/>
-    </w:rPr>
   </w:style>
   <w:style w:type="paragraph" w:customStyle="1" w:styleId="Moral">
     <w:name w:val="Moral"/>
@@ -1663,7 +1692,6 @@
     <w:rPr>
       <w:rFonts w:ascii="Arial" w:eastAsia="Arial" w:hAnsi="Arial"/>
       <w:i/>
-      <w:color w:val="000000"/>
       <w:kern w:val="0"/>
       <w:sz w:val="22"/>
       <w:szCs w:val="22"/>
@@ -1685,9 +1713,6 @@
       </w:tabs>
       <w:spacing w:after="0" w:line="240" w:lineRule="auto"/>
     </w:pPr>
-    <w:rPr>
-      <w:color w:val="000000"/>
-    </w:rPr>
   </w:style>
   <w:style w:type="character" w:customStyle="1" w:styleId="HeaderChar">
     <w:name w:val="Header Char"/>
@@ -1710,9 +1735,6 @@
       </w:tabs>
       <w:spacing w:after="0" w:line="240" w:lineRule="auto"/>
     </w:pPr>
-    <w:rPr>
-      <w:color w:val="000000"/>
-    </w:rPr>
   </w:style>
   <w:style w:type="character" w:customStyle="1" w:styleId="FooterChar">
     <w:name w:val="Footer Char"/>
@@ -1735,7 +1757,6 @@
     </w:pPr>
     <w:rPr>
       <w:rFonts w:eastAsiaTheme="minorEastAsia"/>
-      <w:color w:val="000000"/>
     </w:rPr>
   </w:style>
   <w:style w:type="paragraph" w:styleId="TOC3">
@@ -1752,7 +1773,6 @@
     </w:pPr>
     <w:rPr>
       <w:rFonts w:eastAsiaTheme="minorEastAsia"/>
-      <w:color w:val="000000"/>
     </w:rPr>
   </w:style>
   <w:style w:type="paragraph" w:styleId="TOC4">
@@ -1769,7 +1789,6 @@
     </w:pPr>
     <w:rPr>
       <w:rFonts w:eastAsiaTheme="minorEastAsia"/>
-      <w:color w:val="000000"/>
     </w:rPr>
   </w:style>
   <w:style w:type="paragraph" w:styleId="TOC5">
@@ -1786,7 +1805,6 @@
     </w:pPr>
     <w:rPr>
       <w:rFonts w:eastAsiaTheme="minorEastAsia"/>
-      <w:color w:val="000000"/>
     </w:rPr>
   </w:style>
   <w:style w:type="paragraph" w:styleId="TOC6">
@@ -1803,7 +1821,6 @@
     </w:pPr>
     <w:rPr>
       <w:rFonts w:eastAsiaTheme="minorEastAsia"/>
-      <w:color w:val="000000"/>
     </w:rPr>
   </w:style>
   <w:style w:type="paragraph" w:styleId="TOC7">
@@ -1820,7 +1837,6 @@
     </w:pPr>
     <w:rPr>
       <w:rFonts w:eastAsiaTheme="minorEastAsia"/>
-      <w:color w:val="000000"/>
     </w:rPr>
   </w:style>
   <w:style w:type="paragraph" w:styleId="TOC8">
@@ -1837,7 +1853,6 @@
     </w:pPr>
     <w:rPr>
       <w:rFonts w:eastAsiaTheme="minorEastAsia"/>
-      <w:color w:val="000000"/>
     </w:rPr>
   </w:style>
   <w:style w:type="paragraph" w:styleId="TOC9">
@@ -1854,7 +1869,6 @@
     </w:pPr>
     <w:rPr>
       <w:rFonts w:eastAsiaTheme="minorEastAsia"/>
-      <w:color w:val="000000"/>
     </w:rPr>
   </w:style>
   <w:style w:type="paragraph" w:styleId="TOCHeading">
@@ -1870,7 +1884,6 @@
       <w:outlineLvl w:val="9"/>
     </w:pPr>
     <w:rPr>
-      <w:color w:val="000000"/>
       <w:kern w:val="0"/>
       <w:sz w:val="32"/>
       <w:szCs w:val="32"/>

--- a/ky/wisdom-stories/credit-ledger.docx
+++ b/ky/wisdom-stories/credit-ledger.docx
@@ -287,7 +287,7 @@
           <w:sz w:val="22"/>
           <w:lang w:val="ky-KG"/>
         </w:rPr>
-        <w:t>тезгенин</w:t>
+        <w:t>текченин</w:t>
       </w:r>
       <w:proofErr w:type="spellEnd"/>
       <w:r>
